--- a/ServiceApp/src/main/resources/templates/pv_punere_in_functiune.docx
+++ b/ServiceApp/src/main/resources/templates/pv_punere_in_functiune.docx
@@ -523,25 +523,7 @@
                 <w:bCs/>
                 <w:lang w:val="ro-RO"/>
               </w:rPr>
-              <w:t>${</w:t>
-            </w:r>
-            <w:r>
-              <w:rPr>
-                <w:rFonts w:ascii="Aptos" w:hAnsi="Aptos"/>
-                <w:b/>
-                <w:bCs/>
-                <w:lang w:val="ro-RO"/>
-              </w:rPr>
-              <w:t>equipmentName</w:t>
-            </w:r>
-            <w:r>
-              <w:rPr>
-                <w:rFonts w:ascii="Aptos" w:hAnsi="Aptos"/>
-                <w:b/>
-                <w:bCs/>
-                <w:lang w:val="ro-RO"/>
-              </w:rPr>
-              <w:t>}</w:t>
+              <w:t>${equipmentName}</w:t>
             </w:r>
           </w:p>
         </w:tc>
@@ -701,8 +683,8 @@
       <w:tblGrid>
         <w:gridCol w:w="810"/>
         <w:gridCol w:w="4404"/>
-        <w:gridCol w:w="2611"/>
-        <w:gridCol w:w="2249"/>
+        <w:gridCol w:w="2614"/>
+        <w:gridCol w:w="2246"/>
       </w:tblGrid>
       <w:tr>
         <w:trPr>
@@ -789,7 +771,7 @@
         </w:tc>
         <w:tc>
           <w:tcPr>
-            <w:tcW w:w="2611" w:type="dxa"/>
+            <w:tcW w:w="2614" w:type="dxa"/>
             <w:tcBorders>
               <w:top w:val="single" w:sz="4" w:space="0" w:color="000000"/>
               <w:left w:val="single" w:sz="4" w:space="0" w:color="000000"/>
@@ -827,7 +809,7 @@
         </w:tc>
         <w:tc>
           <w:tcPr>
-            <w:tcW w:w="2249" w:type="dxa"/>
+            <w:tcW w:w="2246" w:type="dxa"/>
             <w:tcBorders>
               <w:top w:val="single" w:sz="4" w:space="0" w:color="000000"/>
               <w:left w:val="single" w:sz="4" w:space="0" w:color="000000"/>
@@ -937,13 +919,13 @@
                 <w:szCs w:val="24"/>
                 <w:lang w:val="ro-RO" w:eastAsia="ro-RO"/>
               </w:rPr>
-              <w:t>${trainedPerson}</w:t>
+              <w:t>${trainedPersons}</w:t>
             </w:r>
           </w:p>
         </w:tc>
         <w:tc>
           <w:tcPr>
-            <w:tcW w:w="2611" w:type="dxa"/>
+            <w:tcW w:w="2614" w:type="dxa"/>
             <w:tcBorders>
               <w:top w:val="single" w:sz="4" w:space="0" w:color="000000"/>
               <w:left w:val="single" w:sz="4" w:space="0" w:color="000000"/>
@@ -975,13 +957,13 @@
                 <w:szCs w:val="24"/>
                 <w:lang w:val="ro-RO" w:eastAsia="ro-RO"/>
               </w:rPr>
-              <w:t>${function}</w:t>
+              <w:t>${jobFunction}</w:t>
             </w:r>
           </w:p>
         </w:tc>
         <w:tc>
           <w:tcPr>
-            <w:tcW w:w="2249" w:type="dxa"/>
+            <w:tcW w:w="2246" w:type="dxa"/>
             <w:tcBorders>
               <w:top w:val="single" w:sz="4" w:space="0" w:color="000000"/>
               <w:left w:val="single" w:sz="4" w:space="0" w:color="000000"/>
@@ -1007,144 +989,7 @@
                 <w:szCs w:val="24"/>
                 <w:lang w:val="ro-RO" w:eastAsia="ro-RO"/>
               </w:rPr>
-            </w:r>
-          </w:p>
-        </w:tc>
-      </w:tr>
-      <w:tr>
-        <w:trPr>
-          <w:trHeight w:val="331" w:hRule="atLeast"/>
-        </w:trPr>
-        <w:tc>
-          <w:tcPr>
-            <w:tcW w:w="810" w:type="dxa"/>
-            <w:tcBorders>
-              <w:top w:val="single" w:sz="4" w:space="0" w:color="000000"/>
-              <w:left w:val="single" w:sz="4" w:space="0" w:color="000000"/>
-              <w:bottom w:val="single" w:sz="4" w:space="0" w:color="000000"/>
-              <w:right w:val="single" w:sz="4" w:space="0" w:color="000000"/>
-            </w:tcBorders>
-          </w:tcPr>
-          <w:p>
-            <w:pPr>
-              <w:pStyle w:val="Normal"/>
-              <w:spacing w:before="0" w:after="160"/>
-              <w:jc w:val="center"/>
-              <w:rPr>
-                <w:rFonts w:ascii="Aptos" w:hAnsi="Aptos" w:cs="Arial"/>
-                <w:color w:val="000000"/>
-                <w:sz w:val="24"/>
-                <w:szCs w:val="24"/>
-                <w:lang w:val="ro-RO" w:eastAsia="ro-RO"/>
-              </w:rPr>
-            </w:pPr>
-            <w:r>
-              <w:rPr>
-                <w:rFonts w:cs="Arial" w:ascii="Aptos" w:hAnsi="Aptos"/>
-                <w:color w:val="000000"/>
-                <w:sz w:val="24"/>
-                <w:szCs w:val="24"/>
-                <w:lang w:val="ro-RO" w:eastAsia="ro-RO"/>
-              </w:rPr>
-              <w:t>2</w:t>
-            </w:r>
-          </w:p>
-        </w:tc>
-        <w:tc>
-          <w:tcPr>
-            <w:tcW w:w="4404" w:type="dxa"/>
-            <w:tcBorders>
-              <w:top w:val="single" w:sz="4" w:space="0" w:color="000000"/>
-              <w:left w:val="single" w:sz="4" w:space="0" w:color="000000"/>
-              <w:bottom w:val="single" w:sz="4" w:space="0" w:color="000000"/>
-              <w:right w:val="single" w:sz="4" w:space="0" w:color="000000"/>
-            </w:tcBorders>
-            <w:vAlign w:val="center"/>
-          </w:tcPr>
-          <w:p>
-            <w:pPr>
-              <w:pStyle w:val="Normal"/>
-              <w:spacing w:before="0" w:after="160"/>
-              <w:rPr>
-                <w:rFonts w:ascii="Aptos" w:hAnsi="Aptos" w:cs="Arial"/>
-                <w:color w:val="000000"/>
-                <w:sz w:val="24"/>
-                <w:szCs w:val="24"/>
-                <w:lang w:val="ro-RO" w:eastAsia="ro-RO"/>
-              </w:rPr>
-            </w:pPr>
-            <w:r>
-              <w:rPr>
-                <w:rFonts w:cs="Arial" w:ascii="Aptos" w:hAnsi="Aptos"/>
-                <w:color w:val="000000"/>
-                <w:sz w:val="24"/>
-                <w:szCs w:val="24"/>
-                <w:lang w:val="ro-RO" w:eastAsia="ro-RO"/>
-              </w:rPr>
-            </w:r>
-          </w:p>
-        </w:tc>
-        <w:tc>
-          <w:tcPr>
-            <w:tcW w:w="2611" w:type="dxa"/>
-            <w:tcBorders>
-              <w:top w:val="single" w:sz="4" w:space="0" w:color="000000"/>
-              <w:left w:val="single" w:sz="4" w:space="0" w:color="000000"/>
-              <w:bottom w:val="single" w:sz="4" w:space="0" w:color="000000"/>
-              <w:right w:val="single" w:sz="4" w:space="0" w:color="000000"/>
-            </w:tcBorders>
-            <w:vAlign w:val="center"/>
-          </w:tcPr>
-          <w:p>
-            <w:pPr>
-              <w:pStyle w:val="Normal"/>
-              <w:spacing w:before="0" w:after="160"/>
-              <w:jc w:val="center"/>
-              <w:rPr>
-                <w:rFonts w:ascii="Aptos" w:hAnsi="Aptos" w:cs="Arial"/>
-                <w:sz w:val="24"/>
-                <w:szCs w:val="24"/>
-                <w:lang w:val="ro-RO" w:eastAsia="ro-RO"/>
-              </w:rPr>
-            </w:pPr>
-            <w:r>
-              <w:rPr>
-                <w:rFonts w:cs="Arial" w:ascii="Aptos" w:hAnsi="Aptos"/>
-                <w:sz w:val="24"/>
-                <w:szCs w:val="24"/>
-                <w:lang w:val="ro-RO" w:eastAsia="ro-RO"/>
-              </w:rPr>
-            </w:r>
-          </w:p>
-        </w:tc>
-        <w:tc>
-          <w:tcPr>
-            <w:tcW w:w="2249" w:type="dxa"/>
-            <w:tcBorders>
-              <w:top w:val="single" w:sz="4" w:space="0" w:color="000000"/>
-              <w:left w:val="single" w:sz="4" w:space="0" w:color="000000"/>
-              <w:bottom w:val="single" w:sz="4" w:space="0" w:color="000000"/>
-              <w:right w:val="single" w:sz="4" w:space="0" w:color="000000"/>
-            </w:tcBorders>
-          </w:tcPr>
-          <w:p>
-            <w:pPr>
-              <w:pStyle w:val="Normal"/>
-              <w:spacing w:before="0" w:after="160"/>
-              <w:rPr>
-                <w:rFonts w:ascii="Aptos" w:hAnsi="Aptos" w:cs="Arial"/>
-                <w:sz w:val="24"/>
-                <w:szCs w:val="24"/>
-                <w:lang w:val="ro-RO" w:eastAsia="ro-RO"/>
-              </w:rPr>
-            </w:pPr>
-            <w:r>
-              <w:rPr>
-                <w:rFonts w:cs="Arial" w:ascii="Aptos" w:hAnsi="Aptos"/>
-                <w:sz w:val="24"/>
-                <w:szCs w:val="24"/>
-                <w:lang w:val="ro-RO" w:eastAsia="ro-RO"/>
-              </w:rPr>
+              <w:t>${signatureBase64}</w:t>
             </w:r>
           </w:p>
         </w:tc>
@@ -1356,7 +1201,7 @@
       </w:pPr>
       <w:r>
         <w:drawing>
-          <wp:anchor behindDoc="1" distT="0" distB="0" distL="0" distR="0" simplePos="0" locked="0" layoutInCell="1" allowOverlap="1" relativeHeight="10">
+          <wp:anchor behindDoc="1" distT="0" distB="0" distL="0" distR="0" simplePos="0" locked="0" layoutInCell="1" allowOverlap="1" relativeHeight="11">
             <wp:simplePos x="0" y="0"/>
             <wp:positionH relativeFrom="column">
               <wp:posOffset>638175</wp:posOffset>
@@ -1460,14 +1305,16 @@
   <w:p>
     <w:pPr>
       <w:pStyle w:val="Footer"/>
+      <w:jc w:val="center"/>
       <w:rPr/>
     </w:pPr>
+    <w:bookmarkStart w:id="1" w:name="PageNumWizard_FOOTER_Default_Page_Style1"/>
     <w:r>
       <w:rPr/>
       <mc:AlternateContent>
         <mc:Choice Requires="wps">
           <w:drawing>
-            <wp:anchor behindDoc="1" distT="0" distB="0" distL="0" distR="0" simplePos="0" locked="0" layoutInCell="1" allowOverlap="1" relativeHeight="6" wp14:anchorId="32B71B38">
+            <wp:anchor behindDoc="1" distT="0" distB="0" distL="0" distR="0" simplePos="0" locked="0" layoutInCell="1" allowOverlap="1" relativeHeight="7" wp14:anchorId="32B71B38">
               <wp:simplePos x="0" y="0"/>
               <wp:positionH relativeFrom="column">
                 <wp:posOffset>-1339850</wp:posOffset>
@@ -1518,6 +1365,7 @@
                           <w:r>
                             <w:rPr>
                               <w:rFonts w:cs="Calibri" w:ascii="Aptos" w:hAnsi="Aptos" w:cstheme="minorHAnsi"/>
+                              <w:color w:val="000000"/>
                               <w:sz w:val="12"/>
                               <w:szCs w:val="12"/>
                             </w:rPr>
@@ -1538,6 +1386,7 @@
                           <w:r>
                             <w:rPr>
                               <w:rFonts w:cs="Calibri" w:ascii="Aptos" w:hAnsi="Aptos" w:cstheme="minorHAnsi"/>
+                              <w:color w:val="000000"/>
                               <w:sz w:val="12"/>
                               <w:szCs w:val="12"/>
                             </w:rPr>
@@ -1558,6 +1407,7 @@
                           <w:r>
                             <w:rPr>
                               <w:rFonts w:cs="Calibri" w:ascii="Aptos" w:hAnsi="Aptos" w:cstheme="minorHAnsi"/>
+                              <w:color w:val="000000"/>
                               <w:sz w:val="12"/>
                               <w:szCs w:val="12"/>
                             </w:rPr>
@@ -1578,6 +1428,7 @@
                           <w:r>
                             <w:rPr>
                               <w:rFonts w:cs="Calibri" w:ascii="Aptos" w:hAnsi="Aptos" w:cstheme="minorHAnsi"/>
+                              <w:color w:val="000000"/>
                               <w:sz w:val="12"/>
                               <w:szCs w:val="12"/>
                             </w:rPr>
@@ -1598,6 +1449,7 @@
                           <w:r>
                             <w:rPr>
                               <w:rFonts w:cs="Calibri" w:ascii="Aptos" w:hAnsi="Aptos" w:cstheme="minorHAnsi"/>
+                              <w:color w:val="000000"/>
                               <w:sz w:val="12"/>
                               <w:szCs w:val="12"/>
                             </w:rPr>
@@ -1618,6 +1470,7 @@
                           <w:r>
                             <w:rPr>
                               <w:rFonts w:cs="Calibri" w:ascii="Aptos" w:hAnsi="Aptos" w:cstheme="minorHAnsi"/>
+                              <w:color w:val="000000"/>
                               <w:sz w:val="12"/>
                               <w:szCs w:val="12"/>
                             </w:rPr>
@@ -1638,6 +1491,7 @@
                           <w:r>
                             <w:rPr>
                               <w:rFonts w:cs="Calibri" w:ascii="Aptos" w:hAnsi="Aptos" w:cstheme="minorHAnsi"/>
+                              <w:color w:val="000000"/>
                               <w:sz w:val="12"/>
                               <w:szCs w:val="12"/>
                             </w:rPr>
@@ -1658,6 +1512,7 @@
                           <w:r>
                             <w:rPr>
                               <w:rFonts w:cs="Calibri" w:ascii="Aptos" w:hAnsi="Aptos" w:cstheme="minorHAnsi"/>
+                              <w:color w:val="000000"/>
                               <w:sz w:val="12"/>
                               <w:szCs w:val="12"/>
                             </w:rPr>
@@ -1685,7 +1540,7 @@
           <w:pict>
             <v:rect id="shape_0" ID="Text Box 2" path="m0,0l-2147483645,0l-2147483645,-2147483646l0,-2147483646xe" stroked="f" o:allowincell="f" style="position:absolute;margin-left:-105.5pt;margin-top:-44.55pt;width:180.4pt;height:72.65pt;mso-wrap-style:square;v-text-anchor:top" wp14:anchorId="32B71B38">
               <v:fill o:detectmouseclick="t" on="false"/>
-              <v:stroke color="#3465a4" weight="9360" joinstyle="miter" endcap="flat"/>
+              <v:stroke color="#3465a4" weight="9360" joinstyle="round" endcap="flat"/>
               <v:textbox>
                 <w:txbxContent>
                   <w:p>
@@ -1702,6 +1557,7 @@
                     <w:r>
                       <w:rPr>
                         <w:rFonts w:cs="Calibri" w:ascii="Aptos" w:hAnsi="Aptos" w:cstheme="minorHAnsi"/>
+                        <w:color w:val="000000"/>
                         <w:sz w:val="12"/>
                         <w:szCs w:val="12"/>
                       </w:rPr>
@@ -1722,6 +1578,7 @@
                     <w:r>
                       <w:rPr>
                         <w:rFonts w:cs="Calibri" w:ascii="Aptos" w:hAnsi="Aptos" w:cstheme="minorHAnsi"/>
+                        <w:color w:val="000000"/>
                         <w:sz w:val="12"/>
                         <w:szCs w:val="12"/>
                       </w:rPr>
@@ -1742,6 +1599,7 @@
                     <w:r>
                       <w:rPr>
                         <w:rFonts w:cs="Calibri" w:ascii="Aptos" w:hAnsi="Aptos" w:cstheme="minorHAnsi"/>
+                        <w:color w:val="000000"/>
                         <w:sz w:val="12"/>
                         <w:szCs w:val="12"/>
                       </w:rPr>
@@ -1762,6 +1620,7 @@
                     <w:r>
                       <w:rPr>
                         <w:rFonts w:cs="Calibri" w:ascii="Aptos" w:hAnsi="Aptos" w:cstheme="minorHAnsi"/>
+                        <w:color w:val="000000"/>
                         <w:sz w:val="12"/>
                         <w:szCs w:val="12"/>
                       </w:rPr>
@@ -1782,6 +1641,7 @@
                     <w:r>
                       <w:rPr>
                         <w:rFonts w:cs="Calibri" w:ascii="Aptos" w:hAnsi="Aptos" w:cstheme="minorHAnsi"/>
+                        <w:color w:val="000000"/>
                         <w:sz w:val="12"/>
                         <w:szCs w:val="12"/>
                       </w:rPr>
@@ -1802,6 +1662,7 @@
                     <w:r>
                       <w:rPr>
                         <w:rFonts w:cs="Calibri" w:ascii="Aptos" w:hAnsi="Aptos" w:cstheme="minorHAnsi"/>
+                        <w:color w:val="000000"/>
                         <w:sz w:val="12"/>
                         <w:szCs w:val="12"/>
                       </w:rPr>
@@ -1822,6 +1683,7 @@
                     <w:r>
                       <w:rPr>
                         <w:rFonts w:cs="Calibri" w:ascii="Aptos" w:hAnsi="Aptos" w:cstheme="minorHAnsi"/>
+                        <w:color w:val="000000"/>
                         <w:sz w:val="12"/>
                         <w:szCs w:val="12"/>
                       </w:rPr>
@@ -1842,6 +1704,7 @@
                     <w:r>
                       <w:rPr>
                         <w:rFonts w:cs="Calibri" w:ascii="Aptos" w:hAnsi="Aptos" w:cstheme="minorHAnsi"/>
+                        <w:color w:val="000000"/>
                         <w:sz w:val="12"/>
                         <w:szCs w:val="12"/>
                       </w:rPr>
@@ -1856,7 +1719,7 @@
         </mc:Fallback>
       </mc:AlternateContent>
       <w:drawing>
-        <wp:anchor behindDoc="1" distT="0" distB="0" distL="0" distR="0" simplePos="0" locked="0" layoutInCell="1" allowOverlap="1" relativeHeight="9">
+        <wp:anchor behindDoc="1" distT="0" distB="0" distL="0" distR="0" simplePos="0" locked="0" layoutInCell="1" allowOverlap="1" relativeHeight="10">
           <wp:simplePos x="0" y="0"/>
           <wp:positionH relativeFrom="column">
             <wp:posOffset>147320</wp:posOffset>
@@ -1906,7 +1769,25 @@
           </a:graphic>
         </wp:anchor>
       </w:drawing>
+      <w:fldChar w:fldCharType="begin"/>
     </w:r>
+    <w:r>
+      <w:rPr/>
+      <w:instrText xml:space="preserve"> PAGE </w:instrText>
+    </w:r>
+    <w:r>
+      <w:rPr/>
+      <w:fldChar w:fldCharType="separate"/>
+    </w:r>
+    <w:r>
+      <w:rPr/>
+      <w:t>2</w:t>
+    </w:r>
+    <w:r>
+      <w:rPr/>
+      <w:fldChar w:fldCharType="end"/>
+    </w:r>
+    <w:bookmarkEnd w:id="1"/>
   </w:p>
 </w:ftr>
 </file>
@@ -1916,14 +1797,16 @@
   <w:p>
     <w:pPr>
       <w:pStyle w:val="Footer"/>
+      <w:jc w:val="center"/>
       <w:rPr/>
     </w:pPr>
+    <w:bookmarkStart w:id="2" w:name="PageNumWizard_FOOTER_Default_Page_Style1"/>
     <w:r>
       <w:rPr/>
       <mc:AlternateContent>
         <mc:Choice Requires="wps">
           <w:drawing>
-            <wp:anchor behindDoc="1" distT="0" distB="0" distL="0" distR="0" simplePos="0" locked="0" layoutInCell="1" allowOverlap="1" relativeHeight="6" wp14:anchorId="32B71B38">
+            <wp:anchor behindDoc="1" distT="0" distB="0" distL="0" distR="0" simplePos="0" locked="0" layoutInCell="1" allowOverlap="1" relativeHeight="7" wp14:anchorId="32B71B38">
               <wp:simplePos x="0" y="0"/>
               <wp:positionH relativeFrom="column">
                 <wp:posOffset>-1339850</wp:posOffset>
@@ -1974,6 +1857,7 @@
                           <w:r>
                             <w:rPr>
                               <w:rFonts w:cs="Calibri" w:ascii="Aptos" w:hAnsi="Aptos" w:cstheme="minorHAnsi"/>
+                              <w:color w:val="000000"/>
                               <w:sz w:val="12"/>
                               <w:szCs w:val="12"/>
                             </w:rPr>
@@ -1994,6 +1878,7 @@
                           <w:r>
                             <w:rPr>
                               <w:rFonts w:cs="Calibri" w:ascii="Aptos" w:hAnsi="Aptos" w:cstheme="minorHAnsi"/>
+                              <w:color w:val="000000"/>
                               <w:sz w:val="12"/>
                               <w:szCs w:val="12"/>
                             </w:rPr>
@@ -2014,6 +1899,7 @@
                           <w:r>
                             <w:rPr>
                               <w:rFonts w:cs="Calibri" w:ascii="Aptos" w:hAnsi="Aptos" w:cstheme="minorHAnsi"/>
+                              <w:color w:val="000000"/>
                               <w:sz w:val="12"/>
                               <w:szCs w:val="12"/>
                             </w:rPr>
@@ -2034,6 +1920,7 @@
                           <w:r>
                             <w:rPr>
                               <w:rFonts w:cs="Calibri" w:ascii="Aptos" w:hAnsi="Aptos" w:cstheme="minorHAnsi"/>
+                              <w:color w:val="000000"/>
                               <w:sz w:val="12"/>
                               <w:szCs w:val="12"/>
                             </w:rPr>
@@ -2054,6 +1941,7 @@
                           <w:r>
                             <w:rPr>
                               <w:rFonts w:cs="Calibri" w:ascii="Aptos" w:hAnsi="Aptos" w:cstheme="minorHAnsi"/>
+                              <w:color w:val="000000"/>
                               <w:sz w:val="12"/>
                               <w:szCs w:val="12"/>
                             </w:rPr>
@@ -2074,6 +1962,7 @@
                           <w:r>
                             <w:rPr>
                               <w:rFonts w:cs="Calibri" w:ascii="Aptos" w:hAnsi="Aptos" w:cstheme="minorHAnsi"/>
+                              <w:color w:val="000000"/>
                               <w:sz w:val="12"/>
                               <w:szCs w:val="12"/>
                             </w:rPr>
@@ -2094,6 +1983,7 @@
                           <w:r>
                             <w:rPr>
                               <w:rFonts w:cs="Calibri" w:ascii="Aptos" w:hAnsi="Aptos" w:cstheme="minorHAnsi"/>
+                              <w:color w:val="000000"/>
                               <w:sz w:val="12"/>
                               <w:szCs w:val="12"/>
                             </w:rPr>
@@ -2114,6 +2004,7 @@
                           <w:r>
                             <w:rPr>
                               <w:rFonts w:cs="Calibri" w:ascii="Aptos" w:hAnsi="Aptos" w:cstheme="minorHAnsi"/>
+                              <w:color w:val="000000"/>
                               <w:sz w:val="12"/>
                               <w:szCs w:val="12"/>
                             </w:rPr>
@@ -2141,7 +2032,7 @@
           <w:pict>
             <v:rect id="shape_0" ID="Text Box 2" path="m0,0l-2147483645,0l-2147483645,-2147483646l0,-2147483646xe" stroked="f" o:allowincell="f" style="position:absolute;margin-left:-105.5pt;margin-top:-44.55pt;width:180.4pt;height:72.65pt;mso-wrap-style:square;v-text-anchor:top" wp14:anchorId="32B71B38">
               <v:fill o:detectmouseclick="t" on="false"/>
-              <v:stroke color="#3465a4" weight="9360" joinstyle="miter" endcap="flat"/>
+              <v:stroke color="#3465a4" weight="9360" joinstyle="round" endcap="flat"/>
               <v:textbox>
                 <w:txbxContent>
                   <w:p>
@@ -2158,6 +2049,7 @@
                     <w:r>
                       <w:rPr>
                         <w:rFonts w:cs="Calibri" w:ascii="Aptos" w:hAnsi="Aptos" w:cstheme="minorHAnsi"/>
+                        <w:color w:val="000000"/>
                         <w:sz w:val="12"/>
                         <w:szCs w:val="12"/>
                       </w:rPr>
@@ -2178,6 +2070,7 @@
                     <w:r>
                       <w:rPr>
                         <w:rFonts w:cs="Calibri" w:ascii="Aptos" w:hAnsi="Aptos" w:cstheme="minorHAnsi"/>
+                        <w:color w:val="000000"/>
                         <w:sz w:val="12"/>
                         <w:szCs w:val="12"/>
                       </w:rPr>
@@ -2198,6 +2091,7 @@
                     <w:r>
                       <w:rPr>
                         <w:rFonts w:cs="Calibri" w:ascii="Aptos" w:hAnsi="Aptos" w:cstheme="minorHAnsi"/>
+                        <w:color w:val="000000"/>
                         <w:sz w:val="12"/>
                         <w:szCs w:val="12"/>
                       </w:rPr>
@@ -2218,6 +2112,7 @@
                     <w:r>
                       <w:rPr>
                         <w:rFonts w:cs="Calibri" w:ascii="Aptos" w:hAnsi="Aptos" w:cstheme="minorHAnsi"/>
+                        <w:color w:val="000000"/>
                         <w:sz w:val="12"/>
                         <w:szCs w:val="12"/>
                       </w:rPr>
@@ -2238,6 +2133,7 @@
                     <w:r>
                       <w:rPr>
                         <w:rFonts w:cs="Calibri" w:ascii="Aptos" w:hAnsi="Aptos" w:cstheme="minorHAnsi"/>
+                        <w:color w:val="000000"/>
                         <w:sz w:val="12"/>
                         <w:szCs w:val="12"/>
                       </w:rPr>
@@ -2258,6 +2154,7 @@
                     <w:r>
                       <w:rPr>
                         <w:rFonts w:cs="Calibri" w:ascii="Aptos" w:hAnsi="Aptos" w:cstheme="minorHAnsi"/>
+                        <w:color w:val="000000"/>
                         <w:sz w:val="12"/>
                         <w:szCs w:val="12"/>
                       </w:rPr>
@@ -2278,6 +2175,7 @@
                     <w:r>
                       <w:rPr>
                         <w:rFonts w:cs="Calibri" w:ascii="Aptos" w:hAnsi="Aptos" w:cstheme="minorHAnsi"/>
+                        <w:color w:val="000000"/>
                         <w:sz w:val="12"/>
                         <w:szCs w:val="12"/>
                       </w:rPr>
@@ -2298,6 +2196,7 @@
                     <w:r>
                       <w:rPr>
                         <w:rFonts w:cs="Calibri" w:ascii="Aptos" w:hAnsi="Aptos" w:cstheme="minorHAnsi"/>
+                        <w:color w:val="000000"/>
                         <w:sz w:val="12"/>
                         <w:szCs w:val="12"/>
                       </w:rPr>
@@ -2312,7 +2211,7 @@
         </mc:Fallback>
       </mc:AlternateContent>
       <w:drawing>
-        <wp:anchor behindDoc="1" distT="0" distB="0" distL="0" distR="0" simplePos="0" locked="0" layoutInCell="1" allowOverlap="1" relativeHeight="9">
+        <wp:anchor behindDoc="1" distT="0" distB="0" distL="0" distR="0" simplePos="0" locked="0" layoutInCell="1" allowOverlap="1" relativeHeight="10">
           <wp:simplePos x="0" y="0"/>
           <wp:positionH relativeFrom="column">
             <wp:posOffset>147320</wp:posOffset>
@@ -2362,7 +2261,25 @@
           </a:graphic>
         </wp:anchor>
       </w:drawing>
+      <w:fldChar w:fldCharType="begin"/>
     </w:r>
+    <w:r>
+      <w:rPr/>
+      <w:instrText xml:space="preserve"> PAGE </w:instrText>
+    </w:r>
+    <w:r>
+      <w:rPr/>
+      <w:fldChar w:fldCharType="separate"/>
+    </w:r>
+    <w:r>
+      <w:rPr/>
+      <w:t>2</w:t>
+    </w:r>
+    <w:r>
+      <w:rPr/>
+      <w:fldChar w:fldCharType="end"/>
+    </w:r>
+    <w:bookmarkEnd w:id="2"/>
   </w:p>
 </w:ftr>
 </file>
@@ -2914,6 +2831,7 @@
     <w:rsid w:val="007150c2"/>
     <w:pPr>
       <w:widowControl/>
+      <w:suppressAutoHyphens w:val="true"/>
       <w:bidi w:val="0"/>
       <w:spacing w:lineRule="auto" w:line="259" w:before="0" w:after="160"/>
       <w:jc w:val="left"/>
@@ -3632,7 +3550,7 @@
       <w:kern w:val="0"/>
       <w:sz w:val="24"/>
       <w:szCs w:val="24"/>
-      <w:lang w:eastAsia="ro-RO" w:val="en-US" w:bidi="ar-SA"/>
+      <w:lang w:val="en-US" w:eastAsia="ro-RO" w:bidi="ar-SA"/>
       <w14:ligatures w14:val="none"/>
     </w:rPr>
   </w:style>

--- a/ServiceApp/src/main/resources/templates/pv_punere_in_functiune.docx
+++ b/ServiceApp/src/main/resources/templates/pv_punere_in_functiune.docx
@@ -593,6 +593,387 @@
     <w:p>
       <w:pPr>
         <w:pStyle w:val="NoSpacing"/>
+        <w:rPr>
+          <w:rFonts w:ascii="Aptos" w:hAnsi="Aptos" w:cs="Arial"/>
+          <w:sz w:val="24"/>
+          <w:szCs w:val="24"/>
+          <w:lang w:val="ro-RO"/>
+        </w:rPr>
+      </w:pPr>
+      <w:r>
+        <w:rPr>
+          <w:rFonts w:cs="Arial" w:ascii="Aptos" w:hAnsi="Aptos"/>
+          <w:sz w:val="24"/>
+          <w:szCs w:val="24"/>
+          <w:lang w:val="ro-RO"/>
+        </w:rPr>
+      </w:r>
+    </w:p>
+    <w:p>
+      <w:pPr>
+        <w:pStyle w:val="NoSpacing"/>
+        <w:rPr>
+          <w:rFonts w:ascii="Aptos" w:hAnsi="Aptos" w:cs="Arial"/>
+          <w:sz w:val="24"/>
+          <w:szCs w:val="24"/>
+          <w:lang w:val="ro-RO"/>
+        </w:rPr>
+      </w:pPr>
+      <w:r>
+        <w:rPr>
+          <w:rFonts w:cs="Arial" w:ascii="Aptos" w:hAnsi="Aptos"/>
+          <w:sz w:val="24"/>
+          <w:szCs w:val="24"/>
+          <w:lang w:val="ro-RO"/>
+        </w:rPr>
+      </w:r>
+    </w:p>
+    <w:p>
+      <w:pPr>
+        <w:pStyle w:val="NoSpacing"/>
+        <w:rPr>
+          <w:rFonts w:ascii="Aptos" w:hAnsi="Aptos" w:cs="Arial"/>
+          <w:sz w:val="24"/>
+          <w:szCs w:val="24"/>
+          <w:lang w:val="ro-RO"/>
+        </w:rPr>
+      </w:pPr>
+      <w:r>
+        <w:rPr>
+          <w:rFonts w:cs="Arial" w:ascii="Aptos" w:hAnsi="Aptos"/>
+          <w:sz w:val="24"/>
+          <w:szCs w:val="24"/>
+          <w:lang w:val="ro-RO"/>
+        </w:rPr>
+      </w:r>
+    </w:p>
+    <w:tbl>
+      <w:tblPr>
+        <w:tblW w:w="9918" w:type="dxa"/>
+        <w:jc w:val="center"/>
+        <w:tblInd w:w="0" w:type="dxa"/>
+        <w:tblLayout w:type="fixed"/>
+        <w:tblCellMar>
+          <w:top w:w="0" w:type="dxa"/>
+          <w:left w:w="108" w:type="dxa"/>
+          <w:bottom w:w="0" w:type="dxa"/>
+          <w:right w:w="108" w:type="dxa"/>
+        </w:tblCellMar>
+        <w:tblLook w:val="04a0" w:noHBand="0" w:noVBand="1" w:firstColumn="1" w:lastRow="0" w:lastColumn="0" w:firstRow="1"/>
+      </w:tblPr>
+      <w:tblGrid>
+        <w:gridCol w:w="817"/>
+        <w:gridCol w:w="3006"/>
+        <w:gridCol w:w="1415"/>
+        <w:gridCol w:w="4680"/>
+      </w:tblGrid>
+      <w:tr>
+        <w:trPr>
+          <w:trHeight w:val="910" w:hRule="atLeast"/>
+        </w:trPr>
+        <w:tc>
+          <w:tcPr>
+            <w:tcW w:w="817" w:type="dxa"/>
+            <w:tcBorders>
+              <w:top w:val="single" w:sz="4" w:space="0" w:color="000000"/>
+              <w:left w:val="single" w:sz="4" w:space="0" w:color="000000"/>
+              <w:bottom w:val="single" w:sz="4" w:space="0" w:color="000000"/>
+              <w:right w:val="single" w:sz="4" w:space="0" w:color="000000"/>
+            </w:tcBorders>
+            <w:vAlign w:val="center"/>
+          </w:tcPr>
+          <w:p>
+            <w:pPr>
+              <w:pStyle w:val="Normal"/>
+              <w:spacing w:before="0" w:after="160"/>
+              <w:jc w:val="center"/>
+              <w:rPr>
+                <w:rFonts w:ascii="Aptos" w:hAnsi="Aptos"/>
+                <w:bCs/>
+                <w:lang w:val="ro-RO" w:eastAsia="ro-RO"/>
+              </w:rPr>
+            </w:pPr>
+            <w:r>
+              <w:rPr>
+                <w:rFonts w:ascii="Aptos" w:hAnsi="Aptos"/>
+                <w:bCs/>
+                <w:lang w:val="ro-RO" w:eastAsia="ro-RO"/>
+              </w:rPr>
+              <w:t>Nr. Crt.</w:t>
+            </w:r>
+          </w:p>
+        </w:tc>
+        <w:tc>
+          <w:tcPr>
+            <w:tcW w:w="3006" w:type="dxa"/>
+            <w:tcBorders>
+              <w:top w:val="single" w:sz="4" w:space="0" w:color="000000"/>
+              <w:left w:val="single" w:sz="4" w:space="0" w:color="000000"/>
+              <w:bottom w:val="single" w:sz="4" w:space="0" w:color="000000"/>
+              <w:right w:val="single" w:sz="4" w:space="0" w:color="000000"/>
+            </w:tcBorders>
+            <w:vAlign w:val="center"/>
+          </w:tcPr>
+          <w:p>
+            <w:pPr>
+              <w:pStyle w:val="Normal"/>
+              <w:spacing w:before="0" w:after="160"/>
+              <w:jc w:val="center"/>
+              <w:rPr>
+                <w:rFonts w:ascii="Aptos" w:hAnsi="Aptos"/>
+                <w:bCs/>
+                <w:lang w:val="ro-RO" w:eastAsia="ro-RO"/>
+              </w:rPr>
+            </w:pPr>
+            <w:r>
+              <w:rPr>
+                <w:rFonts w:ascii="Aptos" w:hAnsi="Aptos"/>
+                <w:bCs/>
+                <w:lang w:val="ro-RO" w:eastAsia="ro-RO"/>
+              </w:rPr>
+              <w:t>Denumire produs</w:t>
+            </w:r>
+          </w:p>
+        </w:tc>
+        <w:tc>
+          <w:tcPr>
+            <w:tcW w:w="1415" w:type="dxa"/>
+            <w:tcBorders>
+              <w:top w:val="single" w:sz="4" w:space="0" w:color="000000"/>
+              <w:left w:val="single" w:sz="4" w:space="0" w:color="000000"/>
+              <w:bottom w:val="single" w:sz="4" w:space="0" w:color="000000"/>
+              <w:right w:val="single" w:sz="4" w:space="0" w:color="000000"/>
+            </w:tcBorders>
+            <w:vAlign w:val="center"/>
+          </w:tcPr>
+          <w:p>
+            <w:pPr>
+              <w:pStyle w:val="Normal"/>
+              <w:spacing w:before="0" w:after="160"/>
+              <w:jc w:val="center"/>
+              <w:rPr>
+                <w:rFonts w:ascii="Aptos" w:hAnsi="Aptos"/>
+                <w:bCs/>
+                <w:lang w:val="ro-RO" w:eastAsia="ro-RO"/>
+              </w:rPr>
+            </w:pPr>
+            <w:r>
+              <w:rPr>
+                <w:rFonts w:ascii="Aptos" w:hAnsi="Aptos"/>
+                <w:bCs/>
+                <w:lang w:val="ro-RO" w:eastAsia="ro-RO"/>
+              </w:rPr>
+              <w:t>Cod produs</w:t>
+            </w:r>
+          </w:p>
+        </w:tc>
+        <w:tc>
+          <w:tcPr>
+            <w:tcW w:w="4680" w:type="dxa"/>
+            <w:tcBorders>
+              <w:top w:val="single" w:sz="4" w:space="0" w:color="000000"/>
+              <w:left w:val="single" w:sz="4" w:space="0" w:color="000000"/>
+              <w:bottom w:val="single" w:sz="4" w:space="0" w:color="000000"/>
+              <w:right w:val="single" w:sz="4" w:space="0" w:color="000000"/>
+            </w:tcBorders>
+          </w:tcPr>
+          <w:p>
+            <w:pPr>
+              <w:pStyle w:val="Normal"/>
+              <w:spacing w:before="0" w:after="160"/>
+              <w:jc w:val="center"/>
+              <w:rPr>
+                <w:rFonts w:ascii="Aptos" w:hAnsi="Aptos"/>
+                <w:bCs/>
+                <w:lang w:val="ro-RO" w:eastAsia="ro-RO"/>
+              </w:rPr>
+            </w:pPr>
+            <w:r>
+              <w:rPr>
+                <w:rFonts w:ascii="Aptos" w:hAnsi="Aptos"/>
+                <w:bCs/>
+                <w:lang w:val="ro-RO" w:eastAsia="ro-RO"/>
+              </w:rPr>
+              <w:t>Cantitate</w:t>
+            </w:r>
+          </w:p>
+        </w:tc>
+      </w:tr>
+      <w:tr>
+        <w:trPr>
+          <w:trHeight w:val="583" w:hRule="atLeast"/>
+        </w:trPr>
+        <w:tc>
+          <w:tcPr>
+            <w:tcW w:w="817" w:type="dxa"/>
+            <w:tcBorders>
+              <w:top w:val="single" w:sz="4" w:space="0" w:color="000000"/>
+              <w:left w:val="single" w:sz="4" w:space="0" w:color="000000"/>
+              <w:bottom w:val="single" w:sz="4" w:space="0" w:color="000000"/>
+              <w:right w:val="single" w:sz="4" w:space="0" w:color="000000"/>
+            </w:tcBorders>
+            <w:vAlign w:val="center"/>
+          </w:tcPr>
+          <w:p>
+            <w:pPr>
+              <w:pStyle w:val="Normal"/>
+              <w:spacing w:before="0" w:after="160"/>
+              <w:jc w:val="center"/>
+              <w:rPr>
+                <w:b/>
+                <w:bCs/>
+              </w:rPr>
+            </w:pPr>
+            <w:r>
+              <w:rPr>
+                <w:rFonts w:ascii="Aptos" w:hAnsi="Aptos"/>
+                <w:b/>
+                <w:bCs/>
+                <w:lang w:val="ro-RO" w:eastAsia="ro-RO"/>
+              </w:rPr>
+              <w:t>${nr}</w:t>
+            </w:r>
+          </w:p>
+        </w:tc>
+        <w:tc>
+          <w:tcPr>
+            <w:tcW w:w="3006" w:type="dxa"/>
+            <w:tcBorders>
+              <w:top w:val="single" w:sz="4" w:space="0" w:color="000000"/>
+              <w:left w:val="single" w:sz="4" w:space="0" w:color="000000"/>
+              <w:bottom w:val="single" w:sz="4" w:space="0" w:color="000000"/>
+              <w:right w:val="single" w:sz="4" w:space="0" w:color="000000"/>
+            </w:tcBorders>
+            <w:vAlign w:val="center"/>
+          </w:tcPr>
+          <w:p>
+            <w:pPr>
+              <w:pStyle w:val="Normal"/>
+              <w:spacing w:before="0" w:after="160"/>
+              <w:rPr>
+                <w:rFonts w:ascii="Aptos" w:hAnsi="Aptos"/>
+                <w:b/>
+                <w:bCs/>
+                <w:color w:val="000000"/>
+                <w:lang w:val="ro-RO" w:eastAsia="ro-RO"/>
+              </w:rPr>
+            </w:pPr>
+            <w:r>
+              <w:rPr>
+                <w:rFonts w:ascii="Aptos" w:hAnsi="Aptos"/>
+                <w:b/>
+                <w:bCs/>
+                <w:color w:val="000000"/>
+                <w:lang w:val="ro-RO" w:eastAsia="ro-RO"/>
+              </w:rPr>
+              <w:t>${productName}</w:t>
+            </w:r>
+          </w:p>
+        </w:tc>
+        <w:tc>
+          <w:tcPr>
+            <w:tcW w:w="1415" w:type="dxa"/>
+            <w:tcBorders>
+              <w:top w:val="single" w:sz="4" w:space="0" w:color="000000"/>
+              <w:left w:val="single" w:sz="4" w:space="0" w:color="000000"/>
+              <w:bottom w:val="single" w:sz="4" w:space="0" w:color="000000"/>
+              <w:right w:val="single" w:sz="4" w:space="0" w:color="000000"/>
+            </w:tcBorders>
+            <w:vAlign w:val="center"/>
+          </w:tcPr>
+          <w:p>
+            <w:pPr>
+              <w:pStyle w:val="Normal"/>
+              <w:spacing w:lineRule="auto" w:line="240" w:before="0" w:after="160"/>
+              <w:rPr>
+                <w:rFonts w:ascii="Aptos" w:hAnsi="Aptos"/>
+                <w:b/>
+                <w:lang w:val="ro-RO" w:eastAsia="ro-RO"/>
+              </w:rPr>
+            </w:pPr>
+            <w:r>
+              <w:rPr>
+                <w:rFonts w:ascii="Aptos" w:hAnsi="Aptos"/>
+                <w:b/>
+                <w:lang w:val="ro-RO" w:eastAsia="ro-RO"/>
+              </w:rPr>
+              <w:t>${productCod}</w:t>
+            </w:r>
+          </w:p>
+        </w:tc>
+        <w:tc>
+          <w:tcPr>
+            <w:tcW w:w="4680" w:type="dxa"/>
+            <w:tcBorders>
+              <w:top w:val="single" w:sz="4" w:space="0" w:color="000000"/>
+              <w:left w:val="single" w:sz="4" w:space="0" w:color="000000"/>
+              <w:bottom w:val="single" w:sz="4" w:space="0" w:color="000000"/>
+              <w:right w:val="single" w:sz="4" w:space="0" w:color="000000"/>
+            </w:tcBorders>
+          </w:tcPr>
+          <w:p>
+            <w:pPr>
+              <w:pStyle w:val="Normal"/>
+              <w:spacing w:before="0" w:after="160"/>
+              <w:rPr>
+                <w:rFonts w:ascii="Aptos" w:hAnsi="Aptos"/>
+                <w:b/>
+                <w:lang w:val="ro-RO" w:eastAsia="ro-RO"/>
+              </w:rPr>
+            </w:pPr>
+            <w:r>
+              <w:rPr>
+                <w:rFonts w:ascii="Aptos" w:hAnsi="Aptos"/>
+                <w:b/>
+                <w:lang w:val="ro-RO" w:eastAsia="ro-RO"/>
+              </w:rPr>
+              <w:t>${productQuantity}</w:t>
+            </w:r>
+          </w:p>
+        </w:tc>
+      </w:tr>
+    </w:tbl>
+    <w:p>
+      <w:pPr>
+        <w:pStyle w:val="Normal"/>
+        <w:rPr>
+          <w:rFonts w:ascii="Aptos" w:hAnsi="Aptos" w:cs="Arial"/>
+          <w:sz w:val="24"/>
+          <w:szCs w:val="24"/>
+          <w:lang w:val="ro-RO"/>
+        </w:rPr>
+      </w:pPr>
+      <w:r>
+        <w:rPr>
+          <w:rFonts w:cs="Arial" w:ascii="Aptos" w:hAnsi="Aptos"/>
+          <w:sz w:val="24"/>
+          <w:szCs w:val="24"/>
+          <w:lang w:val="ro-RO"/>
+        </w:rPr>
+      </w:r>
+    </w:p>
+    <w:p>
+      <w:pPr>
+        <w:pStyle w:val="Normal"/>
+        <w:rPr>
+          <w:rFonts w:ascii="Aptos" w:hAnsi="Aptos" w:cs="Arial"/>
+          <w:sz w:val="24"/>
+          <w:szCs w:val="24"/>
+          <w:lang w:val="ro-RO"/>
+        </w:rPr>
+      </w:pPr>
+      <w:r>
+        <w:rPr>
+          <w:rFonts w:cs="Arial" w:ascii="Aptos" w:hAnsi="Aptos"/>
+          <w:sz w:val="24"/>
+          <w:szCs w:val="24"/>
+          <w:lang w:val="ro-RO"/>
+        </w:rPr>
+      </w:r>
+    </w:p>
+    <w:p>
+      <w:pPr>
+        <w:pStyle w:val="Normal"/>
         <w:rPr>
           <w:rFonts w:ascii="Aptos" w:hAnsi="Aptos" w:cs="Arial"/>
           <w:sz w:val="24"/>
